--- a/manuscript_material/statements/Data_availability.docx
+++ b/manuscript_material/statements/Data_availability.docx
@@ -12,7 +12,7 @@
     </w:p>
     <w:p>
       <w:r>
-        <w:t>All agent run traces, evaluator records and Galaxy history snapshots analysed in this study are publicly available from the Hugging Face dataset goeckslab/galaxy-agent-benchmark-run-traces (https://huggingface.co/datasets/goeckslab/galaxy-agent-benchmark-run-traces; revision main, retrieved 20–23 September 2026). Every retrieved file is recorded with its original SHA-256 hash in the per-task snapshot manifests of the analysis repository. [Authors: before submission, replace "revision main" with a fixed commit hash or a DOI-minted release, so that the archive cannot change after publication.]</w:t>
+        <w:t>All execution traces, evaluator records and analysis-history snapshots analysed in this study are publicly available from the Hugging Face dataset goeckslab/galaxy-agent-benchmark-run-traces (https://huggingface.co/datasets/goeckslab/galaxy-agent-benchmark-run-traces; revision main, retrieved 20–23 September 2026). Every retrieved file is recorded with its original SHA-256 hash in the per-task snapshot manifests of the analysis repository. [Authors: before submission, replace "revision main" with a fixed commit hash or a DOI-minted release, so that the archive cannot change after publication.]</w:t>
       </w:r>
     </w:p>
     <w:p>
@@ -30,7 +30,7 @@
         <w:pStyle w:val="ListBullet"/>
       </w:pPr>
       <w:r>
-        <w:t>the per-run summaries of all 4,240 runs;</w:t>
+        <w:t>per-run summaries of all 4,240 runs;</w:t>
       </w:r>
     </w:p>
     <w:p>
@@ -38,7 +38,7 @@
         <w:pStyle w:val="ListBullet"/>
       </w:pPr>
       <w:r>
-        <w:t>all 7,389 failed Galaxy MCP calls, with their failure class, error text and arguments;</w:t>
+        <w:t>all 7,389 failed Galaxy interface calls, with their cause, error text and arguments;</w:t>
       </w:r>
     </w:p>
     <w:p>
@@ -46,7 +46,7 @@
         <w:pStyle w:val="ListBullet"/>
       </w:pPr>
       <w:r>
-        <w:t>2,085 detected parameter substitutions;</w:t>
+        <w:t>2,085 parameter substitutions with a replaced value;</w:t>
       </w:r>
     </w:p>
     <w:p>
@@ -54,7 +54,7 @@
         <w:pStyle w:val="ListBullet"/>
       </w:pPr>
       <w:r>
-        <w:t>the adjudication ledger for all 254 audited failures.</w:t>
+        <w:t>the failure ledger for all 254 adjudicated runs.</w:t>
       </w:r>
     </w:p>
     <w:p>

--- a/manuscript_material/statements/Data_availability.docx
+++ b/manuscript_material/statements/Data_availability.docx
@@ -17,7 +17,7 @@
     </w:p>
     <w:p>
       <w:r>
-        <w:t>Source Data are provided with this paper for Figs. 1–5 and Extended Data Figs. 1–5 (one Excel workbook per figure, one sheet per panel).</w:t>
+        <w:t>Source Data are provided with this paper for Figs. 1–5 and Extended Data Figs. 1–8 (one Excel workbook per figure, one sheet per panel).</w:t>
       </w:r>
     </w:p>
     <w:p>
@@ -54,12 +54,20 @@
         <w:pStyle w:val="ListBullet"/>
       </w:pPr>
       <w:r>
+        <w:t>the task-level audit of all 93 task cases, with primary causes and integrity flags;</w:t>
+      </w:r>
+    </w:p>
+    <w:p>
+      <w:pPr>
+        <w:pStyle w:val="ListBullet"/>
+      </w:pPr>
+      <w:r>
         <w:t>the failure ledger for all 254 adjudicated runs.</w:t>
       </w:r>
     </w:p>
     <w:p>
       <w:r>
-        <w:t>Reference answers of the benchmark tasks are omitted from the Supplementary Data to limit benchmark contamination; they remain available in the evaluator records of the source archive.</w:t>
+        <w:t>Reference answers of the benchmark tasks are omitted from the Supplementary Data to limit benchmark contamination; they remain available in the evaluator records of the source archive. The CompBioBench answer key used by the task-level audit was inferred from the official leaderboard scores of the 25 submitted answer vectors (Supplementary Note 6). [Authors: state where this key and the laboratory results repository (goeckslab/galaxy-agent-benchmark, commit bdc00429f559) are available, or that they are available on request.]</w:t>
       </w:r>
     </w:p>
     <w:p>
